--- a/ind/docx/62.content.docx
+++ b/ind/docx/62.content.docx
@@ -19,7 +19,7 @@
         <w:rPr>
           <w:lang w:val="id_ID" w:bidi="id_ID"/>
         </w:rPr>
-        <w:t>Resource: Tyndale Open Study Notes</w:t>
+        <w:t>Resource: Aquifer Open Study Notes (Book Intros)</w:t>
       </w:r>
       <w:r>
         <w:rPr>
@@ -112,7 +112,7 @@
         <w:rPr>
           <w:lang w:val="id_ID" w:bidi="id_ID"/>
         </w:rPr>
-        <w:t>Tyndale Open Study Notes</w:t>
+        <w:t>Aquifer Open Study Notes (Book Intros)</w:t>
       </w:r>
     </w:p>
     <w:p>

--- a/ind/docx/62.content.docx
+++ b/ind/docx/62.content.docx
@@ -272,18 +272,12 @@
         </w:rPr>
         <w:t xml:space="preserve">Segera setelah itu, beberapa anggota komunitas Kristen meninggalkan Kekristenan dan membentuk kelompok saingan. Kelompok saingan ini adalah kelompok sesat yang mengajarkan ajaran tentang Yesus Kristus yang bertentangan dengan ajaran para rasul. Ajaran-ajaran ini kemudian menjadi ciri khas Gnostisisme, seperti menyangkal bahwa Yesus adalah Allah yang menjadi daging (lihat </w:t>
       </w:r>
-      <w:hyperlink r:id="rId13">
-        <w:r>
-          <w:rPr>
-            <w:lang w:val="id_ID" w:bidi="id_ID"/>
-          </w:rPr>
-          <w:rPr>
-            <w:color w:val="0000EE"/>
-            <w:u w:val="single"/>
-          </w:rPr>
-          <w:t>1Yoh. 4:1–3</w:t>
-        </w:r>
-      </w:hyperlink>
+      <w:r>
+        <w:rPr>
+          <w:lang w:val="id_ID" w:bidi="id_ID"/>
+        </w:rPr>
+        <w:t>1Yoh. 4:1–3</w:t>
+      </w:r>
       <w:r>
         <w:rPr>
           <w:lang w:val="id_ID" w:bidi="id_ID"/>
@@ -304,18 +298,12 @@
         </w:rPr>
         <w:t>Dengan meninggalkan persekutuan para rasul, para pesaing ini menunjukkan bahwa mereka sebenarnya tidak termasuk dalam keluarga Allah (</w:t>
       </w:r>
-      <w:hyperlink r:id="rId14">
-        <w:r>
-          <w:rPr>
-            <w:lang w:val="id_ID" w:bidi="id_ID"/>
-          </w:rPr>
-          <w:rPr>
-            <w:color w:val="0000EE"/>
-            <w:u w:val="single"/>
-          </w:rPr>
-          <w:t>1Yoh. 2:18–19</w:t>
-        </w:r>
-      </w:hyperlink>
+      <w:r>
+        <w:rPr>
+          <w:lang w:val="id_ID" w:bidi="id_ID"/>
+        </w:rPr>
+        <w:t>1Yoh. 2:18–19</w:t>
+      </w:r>
       <w:r>
         <w:rPr>
           <w:lang w:val="id_ID" w:bidi="id_ID"/>
@@ -336,18 +324,12 @@
         </w:rPr>
         <w:t xml:space="preserve">Yohanes mungkin menghadapi ajaran sesat yang diajarkan oleh Cerinthus, seorang pemimpin kelompok Kristen dengan kecenderungan Gnostik. Cerinthus mengajarkan bahwa Yesus tidak lahir dari seorang perawan, melainkan manusia biasa yang lahir dari Yusuf dan Maria, namun lebih saleh, bijaksana, dan cerdas dibandingkan orang-orang lainnya. Dia juga mengajarkan bahwa saat pembaptisan Yesus, "Kristus" turun ke atasnya dalam bentuk burung merpati dari Bapa yang kekal. "Kristus" kemudian menyatakan Bapa yang tidak dikenal dan melakukan mukjizat. Akhirnya, "Kristus" meninggalkan kemanusiaan "Yesus," dan kemudian Yesus (tetapi bukan "Kristus") menderita dan mati. "Kristus" tetap tidak tersentuh karena dia adalah makhluk rohani. Yohanes mungkin secara tegas membantah ajaran sesat Cerinthus atau pengikutnya dalam </w:t>
       </w:r>
-      <w:hyperlink r:id="rId15">
-        <w:r>
-          <w:rPr>
-            <w:lang w:val="id_ID" w:bidi="id_ID"/>
-          </w:rPr>
-          <w:rPr>
-            <w:color w:val="0000EE"/>
-            <w:u w:val="single"/>
-          </w:rPr>
-          <w:t>1Yoh. 5:5–8</w:t>
-        </w:r>
-      </w:hyperlink>
+      <w:r>
+        <w:rPr>
+          <w:lang w:val="id_ID" w:bidi="id_ID"/>
+        </w:rPr>
+        <w:t>1Yoh. 5:5–8</w:t>
+      </w:r>
       <w:r>
         <w:rPr>
           <w:lang w:val="id_ID" w:bidi="id_ID"/>
@@ -368,18 +350,12 @@
         </w:rPr>
         <w:t xml:space="preserve">Surat pertama ini dikirim ke gereja-gereja yang berada di bawah pengawasan Yohanes (termasuk gereja-gereja yang disebutkan dalam </w:t>
       </w:r>
-      <w:hyperlink r:id="rId16">
-        <w:r>
-          <w:rPr>
-            <w:lang w:val="id_ID" w:bidi="id_ID"/>
-          </w:rPr>
-          <w:rPr>
-            <w:color w:val="0000EE"/>
-            <w:u w:val="single"/>
-          </w:rPr>
-          <w:t>Wahyu 1:11</w:t>
-        </w:r>
-      </w:hyperlink>
+      <w:r>
+        <w:rPr>
+          <w:lang w:val="id_ID" w:bidi="id_ID"/>
+        </w:rPr>
+        <w:t>Wahyu 1:11</w:t>
+      </w:r>
       <w:r>
         <w:rPr>
           <w:lang w:val="id_ID" w:bidi="id_ID"/>
@@ -584,36 +560,24 @@
         </w:rPr>
         <w:t xml:space="preserve">Beberapa sarjana mengusulkan bahwa seorang penatua Kristen bernama Yohanes, yang bukan rasul, adalah penulis 1–3 Yohanes (lihat </w:t>
       </w:r>
-      <w:hyperlink r:id="rId17">
-        <w:r>
-          <w:rPr>
-            <w:lang w:val="id_ID" w:bidi="id_ID"/>
-          </w:rPr>
-          <w:rPr>
-            <w:color w:val="0000EE"/>
-            <w:u w:val="single"/>
-          </w:rPr>
-          <w:t>2 Yohanes 1:1</w:t>
-        </w:r>
-      </w:hyperlink>
+      <w:r>
+        <w:rPr>
+          <w:lang w:val="id_ID" w:bidi="id_ID"/>
+        </w:rPr>
+        <w:t>2 Yohanes 1:1</w:t>
+      </w:r>
       <w:r>
         <w:rPr>
           <w:lang w:val="id_ID" w:bidi="id_ID"/>
         </w:rPr>
         <w:t xml:space="preserve">; </w:t>
       </w:r>
-      <w:hyperlink r:id="rId18">
-        <w:r>
-          <w:rPr>
-            <w:lang w:val="id_ID" w:bidi="id_ID"/>
-          </w:rPr>
-          <w:rPr>
-            <w:color w:val="0000EE"/>
-            <w:u w:val="single"/>
-          </w:rPr>
-          <w:t>3 Yohanes 1:1</w:t>
-        </w:r>
-      </w:hyperlink>
+      <w:r>
+        <w:rPr>
+          <w:lang w:val="id_ID" w:bidi="id_ID"/>
+        </w:rPr>
+        <w:t>3 Yohanes 1:1</w:t>
+      </w:r>
       <w:r>
         <w:rPr>
           <w:lang w:val="id_ID" w:bidi="id_ID"/>
@@ -701,162 +665,108 @@
         </w:rPr>
         <w:t>Kebanyakan sarjana injili berpendapat bahwa Yohanes sang rasul dan Yohanes sang penatua adalah orang yang sama. Gaya penulisan dalam Injil Yohanes jelas mirip dengan ketiga surat ini. Rasul Yohanes adalah saksi mata Yesus dan salah satu pengikut pertama-Nya. Dalam Injil Yohanes, Yohanes disebut sebagai "yang dikasihi Yesus" (</w:t>
       </w:r>
-      <w:hyperlink r:id="rId19">
-        <w:r>
-          <w:rPr>
-            <w:lang w:val="id_ID" w:bidi="id_ID"/>
-          </w:rPr>
-          <w:rPr>
-            <w:color w:val="0000EE"/>
-            <w:u w:val="single"/>
-          </w:rPr>
-          <w:t>Yohanes 13:23</w:t>
-        </w:r>
-      </w:hyperlink>
+      <w:r>
+        <w:rPr>
+          <w:lang w:val="id_ID" w:bidi="id_ID"/>
+        </w:rPr>
+        <w:t>Yohanes 13:23</w:t>
+      </w:r>
       <w:r>
         <w:rPr>
           <w:lang w:val="id_ID" w:bidi="id_ID"/>
         </w:rPr>
         <w:t xml:space="preserve">; </w:t>
       </w:r>
-      <w:hyperlink r:id="rId20">
-        <w:r>
-          <w:rPr>
-            <w:lang w:val="id_ID" w:bidi="id_ID"/>
-          </w:rPr>
-          <w:rPr>
-            <w:color w:val="0000EE"/>
-            <w:u w:val="single"/>
-          </w:rPr>
-          <w:t>19:26</w:t>
-        </w:r>
-      </w:hyperlink>
+      <w:r>
+        <w:rPr>
+          <w:lang w:val="id_ID" w:bidi="id_ID"/>
+        </w:rPr>
+        <w:t>19:26</w:t>
+      </w:r>
       <w:r>
         <w:rPr>
           <w:lang w:val="id_ID" w:bidi="id_ID"/>
         </w:rPr>
         <w:t xml:space="preserve">; </w:t>
       </w:r>
-      <w:hyperlink r:id="rId21">
-        <w:r>
-          <w:rPr>
-            <w:lang w:val="id_ID" w:bidi="id_ID"/>
-          </w:rPr>
-          <w:rPr>
-            <w:color w:val="0000EE"/>
-            <w:u w:val="single"/>
-          </w:rPr>
-          <w:t>20:2</w:t>
-        </w:r>
-      </w:hyperlink>
+      <w:r>
+        <w:rPr>
+          <w:lang w:val="id_ID" w:bidi="id_ID"/>
+        </w:rPr>
+        <w:t>20:2</w:t>
+      </w:r>
       <w:r>
         <w:rPr>
           <w:lang w:val="id_ID" w:bidi="id_ID"/>
         </w:rPr>
         <w:t xml:space="preserve">; </w:t>
       </w:r>
-      <w:hyperlink r:id="rId22">
-        <w:r>
-          <w:rPr>
-            <w:lang w:val="id_ID" w:bidi="id_ID"/>
-          </w:rPr>
-          <w:rPr>
-            <w:color w:val="0000EE"/>
-            <w:u w:val="single"/>
-          </w:rPr>
-          <w:t>21:7</w:t>
-        </w:r>
-      </w:hyperlink>
+      <w:r>
+        <w:rPr>
+          <w:lang w:val="id_ID" w:bidi="id_ID"/>
+        </w:rPr>
+        <w:t>21:7</w:t>
+      </w:r>
       <w:r>
         <w:rPr>
           <w:lang w:val="id_ID" w:bidi="id_ID"/>
         </w:rPr>
         <w:t xml:space="preserve">, </w:t>
       </w:r>
-      <w:hyperlink r:id="rId23">
-        <w:r>
-          <w:rPr>
-            <w:lang w:val="id_ID" w:bidi="id_ID"/>
-          </w:rPr>
-          <w:rPr>
-            <w:color w:val="0000EE"/>
-            <w:u w:val="single"/>
-          </w:rPr>
-          <w:t>20</w:t>
-        </w:r>
-      </w:hyperlink>
+      <w:r>
+        <w:rPr>
+          <w:lang w:val="id_ID" w:bidi="id_ID"/>
+        </w:rPr>
+        <w:t>20</w:t>
+      </w:r>
       <w:r>
         <w:rPr>
           <w:lang w:val="id_ID" w:bidi="id_ID"/>
         </w:rPr>
         <w:t xml:space="preserve">). Dia adalah salah satu dari dua belas murid dan teman dekat Yesus. Klaim bahwa penulis adalah saksi mata adalah sama kuatnya dalam surat-surat tersebut (lihat </w:t>
       </w:r>
-      <w:hyperlink r:id="rId24">
-        <w:r>
-          <w:rPr>
-            <w:lang w:val="id_ID" w:bidi="id_ID"/>
-          </w:rPr>
-          <w:rPr>
-            <w:color w:val="0000EE"/>
-            <w:u w:val="single"/>
-          </w:rPr>
-          <w:t>1 Yohanes 1:1–4</w:t>
-        </w:r>
-      </w:hyperlink>
+      <w:r>
+        <w:rPr>
+          <w:lang w:val="id_ID" w:bidi="id_ID"/>
+        </w:rPr>
+        <w:t>1 Yohanes 1:1–4</w:t>
+      </w:r>
       <w:r>
         <w:rPr>
           <w:lang w:val="id_ID" w:bidi="id_ID"/>
         </w:rPr>
         <w:t>) seperti dalam Injil (</w:t>
       </w:r>
-      <w:hyperlink r:id="rId25">
-        <w:r>
-          <w:rPr>
-            <w:lang w:val="id_ID" w:bidi="id_ID"/>
-          </w:rPr>
-          <w:rPr>
-            <w:color w:val="0000EE"/>
-            <w:u w:val="single"/>
-          </w:rPr>
-          <w:t>Yohanes 1:14</w:t>
-        </w:r>
-      </w:hyperlink>
+      <w:r>
+        <w:rPr>
+          <w:lang w:val="id_ID" w:bidi="id_ID"/>
+        </w:rPr>
+        <w:t>Yohanes 1:14</w:t>
+      </w:r>
       <w:r>
         <w:rPr>
           <w:lang w:val="id_ID" w:bidi="id_ID"/>
         </w:rPr>
         <w:t xml:space="preserve">; </w:t>
       </w:r>
-      <w:hyperlink r:id="rId26">
-        <w:r>
-          <w:rPr>
-            <w:lang w:val="id_ID" w:bidi="id_ID"/>
-          </w:rPr>
-          <w:rPr>
-            <w:color w:val="0000EE"/>
-            <w:u w:val="single"/>
-          </w:rPr>
-          <w:t>19:35</w:t>
-        </w:r>
-      </w:hyperlink>
+      <w:r>
+        <w:rPr>
+          <w:lang w:val="id_ID" w:bidi="id_ID"/>
+        </w:rPr>
+        <w:t>19:35</w:t>
+      </w:r>
       <w:r>
         <w:rPr>
           <w:lang w:val="id_ID" w:bidi="id_ID"/>
         </w:rPr>
         <w:t>). Penulis 1 Yohanes mengklaim telah mendengar, melihat, dan meraba Firman yang kekal yang menjadi daging secara langsung (</w:t>
       </w:r>
-      <w:hyperlink r:id="rId24">
-        <w:r>
-          <w:rPr>
-            <w:lang w:val="id_ID" w:bidi="id_ID"/>
-          </w:rPr>
-          <w:rPr>
-            <w:color w:val="0000EE"/>
-            <w:u w:val="single"/>
-          </w:rPr>
-          <w:t>1 Yohanes 1:1–4</w:t>
-        </w:r>
-      </w:hyperlink>
+      <w:r>
+        <w:rPr>
+          <w:lang w:val="id_ID" w:bidi="id_ID"/>
+        </w:rPr>
+        <w:t>1 Yohanes 1:1–4</w:t>
+      </w:r>
       <w:r>
         <w:rPr>
           <w:lang w:val="id_ID" w:bidi="id_ID"/>
@@ -888,108 +798,72 @@
         </w:rPr>
         <w:t>Surat pertama Yohanes secara alami melanjutkan tema-tema dan ajaran-ajaran yang ditemukan dalam Injilnya. Injil Yohanes menunjukkan bahwa misi Yesus adalah untuk menyatakan Allah Bapa dan membawa orang-orang percaya ke dalam kesatuan dengan Bapa dan Anak melalui Roh Kudus. Surat pertama Yohanes menekankan bagaimana orang-orang Kristen mengalami Allah dalam kehidupan sehari-hari, sebagaimana ditunjukkan oleh hubungan mereka dengan anggota-anggota lain dari komunitas gereja. Kita harus menunjukkan kasih kita kepada Allah dengan saling mengasihi. Perintah ini datang langsung dari Yesus (</w:t>
       </w:r>
-      <w:hyperlink r:id="rId27">
-        <w:r>
-          <w:rPr>
-            <w:lang w:val="id_ID" w:bidi="id_ID"/>
-          </w:rPr>
-          <w:rPr>
-            <w:color w:val="0000EE"/>
-            <w:u w:val="single"/>
-          </w:rPr>
-          <w:t>Yohanes 13:34</w:t>
-        </w:r>
-      </w:hyperlink>
+      <w:r>
+        <w:rPr>
+          <w:lang w:val="id_ID" w:bidi="id_ID"/>
+        </w:rPr>
+        <w:t>Yohanes 13:34</w:t>
+      </w:r>
       <w:r>
         <w:rPr>
           <w:lang w:val="id_ID" w:bidi="id_ID"/>
         </w:rPr>
         <w:t xml:space="preserve">; </w:t>
       </w:r>
-      <w:hyperlink r:id="rId28">
-        <w:r>
-          <w:rPr>
-            <w:lang w:val="id_ID" w:bidi="id_ID"/>
-          </w:rPr>
-          <w:rPr>
-            <w:color w:val="0000EE"/>
-            <w:u w:val="single"/>
-          </w:rPr>
-          <w:t>15:17</w:t>
-        </w:r>
-      </w:hyperlink>
+      <w:r>
+        <w:rPr>
+          <w:lang w:val="id_ID" w:bidi="id_ID"/>
+        </w:rPr>
+        <w:t>15:17</w:t>
+      </w:r>
       <w:r>
         <w:rPr>
           <w:lang w:val="id_ID" w:bidi="id_ID"/>
         </w:rPr>
         <w:t>), dan Yohanes sering mengulanginya (</w:t>
       </w:r>
-      <w:hyperlink r:id="rId29">
-        <w:r>
-          <w:rPr>
-            <w:lang w:val="id_ID" w:bidi="id_ID"/>
-          </w:rPr>
-          <w:rPr>
-            <w:color w:val="0000EE"/>
-            <w:u w:val="single"/>
-          </w:rPr>
-          <w:t>1 Yohanes 2:7</w:t>
-        </w:r>
-      </w:hyperlink>
+      <w:r>
+        <w:rPr>
+          <w:lang w:val="id_ID" w:bidi="id_ID"/>
+        </w:rPr>
+        <w:t>1 Yohanes 2:7</w:t>
+      </w:r>
       <w:r>
         <w:rPr>
           <w:lang w:val="id_ID" w:bidi="id_ID"/>
         </w:rPr>
         <w:t xml:space="preserve">; </w:t>
       </w:r>
-      <w:hyperlink r:id="rId30">
-        <w:r>
-          <w:rPr>
-            <w:lang w:val="id_ID" w:bidi="id_ID"/>
-          </w:rPr>
-          <w:rPr>
-            <w:color w:val="0000EE"/>
-            <w:u w:val="single"/>
-          </w:rPr>
-          <w:t>3:11</w:t>
-        </w:r>
-      </w:hyperlink>
+      <w:r>
+        <w:rPr>
+          <w:lang w:val="id_ID" w:bidi="id_ID"/>
+        </w:rPr>
+        <w:t>3:11</w:t>
+      </w:r>
       <w:r>
         <w:rPr>
           <w:lang w:val="id_ID" w:bidi="id_ID"/>
         </w:rPr>
         <w:t xml:space="preserve">, </w:t>
       </w:r>
-      <w:hyperlink r:id="rId31">
-        <w:r>
-          <w:rPr>
-            <w:lang w:val="id_ID" w:bidi="id_ID"/>
-          </w:rPr>
-          <w:rPr>
-            <w:color w:val="0000EE"/>
-            <w:u w:val="single"/>
-          </w:rPr>
-          <w:t>23</w:t>
-        </w:r>
-      </w:hyperlink>
+      <w:r>
+        <w:rPr>
+          <w:lang w:val="id_ID" w:bidi="id_ID"/>
+        </w:rPr>
+        <w:t>23</w:t>
+      </w:r>
       <w:r>
         <w:rPr>
           <w:lang w:val="id_ID" w:bidi="id_ID"/>
         </w:rPr>
         <w:t xml:space="preserve">; </w:t>
       </w:r>
-      <w:hyperlink r:id="rId32">
-        <w:r>
-          <w:rPr>
-            <w:lang w:val="id_ID" w:bidi="id_ID"/>
-          </w:rPr>
-          <w:rPr>
-            <w:color w:val="0000EE"/>
-            <w:u w:val="single"/>
-          </w:rPr>
-          <w:t>2 Yohanes 1:5–6</w:t>
-        </w:r>
-      </w:hyperlink>
+      <w:r>
+        <w:rPr>
+          <w:lang w:val="id_ID" w:bidi="id_ID"/>
+        </w:rPr>
+        <w:t>2 Yohanes 1:5–6</w:t>
+      </w:r>
       <w:r>
         <w:rPr>
           <w:lang w:val="id_ID" w:bidi="id_ID"/>
